--- a/Title Page/Title.docx
+++ b/Title Page/Title.docx
@@ -6,14 +6,16 @@
       <w:pPr>
         <w:jc w:val="center"/>
         <w:rPr>
-          <w:rFonts w:ascii="Algerian" w:hAnsi="Algerian"/>
+          <w:rFonts w:ascii="Arial" w:hAnsi="Arial" w:cs="Arial"/>
+          <w:b/>
           <w:sz w:val="72"/>
           <w:szCs w:val="72"/>
         </w:rPr>
       </w:pPr>
-      <w:r>
-        <w:rPr>
-          <w:rFonts w:ascii="Algerian" w:hAnsi="Algerian"/>
+      <w:bookmarkStart w:id="0" w:name="_GoBack"/>
+      <w:r>
+        <w:rPr>
+          <w:rFonts w:ascii="Arial" w:hAnsi="Arial" w:cs="Arial"/>
           <w:b/>
           <w:sz w:val="72"/>
           <w:szCs w:val="72"/>
@@ -72,7 +74,7 @@
       </w:r>
       <w:r>
         <w:rPr>
-          <w:rFonts w:ascii="Algerian" w:hAnsi="Algerian"/>
+          <w:rFonts w:ascii="Arial" w:hAnsi="Arial" w:cs="Arial"/>
           <w:b/>
           <w:sz w:val="72"/>
           <w:szCs w:val="72"/>
@@ -129,15 +131,76 @@
         </w:rPr>
         <w:br/>
       </w:r>
+      <w:bookmarkEnd w:id="0"/>
     </w:p>
     <w:p>
       <w:pPr>
         <w:rPr>
-          <w:rFonts w:ascii="Matura MT Script Capitals" w:hAnsi="Matura MT Script Capitals"/>
-          <w:b/>
-          <w:color w:val="EEECE1" w:themeColor="background2"/>
-          <w:sz w:val="36"/>
-          <w:szCs w:val="36"/>
+          <w:rFonts w:ascii="Arial" w:hAnsi="Arial" w:cs="Arial"/>
+          <w:b/>
+          <w:color w:val="EEECE1" w:themeColor="background2"/>
+          <w:sz w:val="48"/>
+          <w:szCs w:val="48"/>
+          <w14:shadow w14:blurRad="50800" w14:dist="0" w14:dir="0" w14:sx="100000" w14:sy="100000" w14:kx="0" w14:ky="0" w14:algn="tl">
+            <w14:srgbClr w14:val="000000"/>
+          </w14:shadow>
+          <w14:textOutline w14:w="8890" w14:cap="flat" w14:cmpd="sng" w14:algn="ctr">
+            <w14:solidFill>
+              <w14:srgbClr w14:val="FFFFFF"/>
+            </w14:solidFill>
+            <w14:prstDash w14:val="solid"/>
+            <w14:miter w14:lim="0"/>
+          </w14:textOutline>
+          <w14:textFill>
+            <w14:gradFill>
+              <w14:gsLst>
+                <w14:gs w14:pos="0">
+                  <w14:srgbClr w14:val="000000">
+                    <w14:tint w14:val="92000"/>
+                    <w14:shade w14:val="100000"/>
+                    <w14:satMod w14:val="150000"/>
+                  </w14:srgbClr>
+                </w14:gs>
+                <w14:gs w14:pos="49000">
+                  <w14:srgbClr w14:val="000000">
+                    <w14:tint w14:val="89000"/>
+                    <w14:shade w14:val="90000"/>
+                    <w14:satMod w14:val="150000"/>
+                  </w14:srgbClr>
+                </w14:gs>
+                <w14:gs w14:pos="50000">
+                  <w14:srgbClr w14:val="000000">
+                    <w14:tint w14:val="100000"/>
+                    <w14:shade w14:val="75000"/>
+                    <w14:satMod w14:val="150000"/>
+                  </w14:srgbClr>
+                </w14:gs>
+                <w14:gs w14:pos="95000">
+                  <w14:srgbClr w14:val="000000">
+                    <w14:shade w14:val="47000"/>
+                    <w14:satMod w14:val="150000"/>
+                  </w14:srgbClr>
+                </w14:gs>
+                <w14:gs w14:pos="100000">
+                  <w14:srgbClr w14:val="000000">
+                    <w14:shade w14:val="39000"/>
+                    <w14:satMod w14:val="150000"/>
+                  </w14:srgbClr>
+                </w14:gs>
+              </w14:gsLst>
+              <w14:lin w14:ang="5400000" w14:scaled="0"/>
+            </w14:gradFill>
+          </w14:textFill>
+        </w:rPr>
+      </w:pPr>
+      <w:proofErr w:type="gramStart"/>
+      <w:r>
+        <w:rPr>
+          <w:rFonts w:ascii="Arial" w:hAnsi="Arial" w:cs="Arial"/>
+          <w:b/>
+          <w:color w:val="EEECE1" w:themeColor="background2"/>
+          <w:sz w:val="48"/>
+          <w:szCs w:val="48"/>
           <w14:shadow w14:blurRad="41275" w14:dist="20320" w14:dir="1800000" w14:sx="100000" w14:sy="100000" w14:kx="0" w14:ky="0" w14:algn="tl">
             <w14:srgbClr w14:val="000000">
               <w14:alpha w14:val="60000"/>
@@ -161,15 +224,137 @@
             </w14:solidFill>
           </w14:textFill>
         </w:rPr>
-      </w:pPr>
-      <w:proofErr w:type="gramStart"/>
-      <w:r>
-        <w:rPr>
-          <w:rFonts w:ascii="Matura MT Script Capitals" w:hAnsi="Matura MT Script Capitals"/>
-          <w:b/>
-          <w:color w:val="EEECE1" w:themeColor="background2"/>
-          <w:sz w:val="40"/>
-          <w:szCs w:val="40"/>
+        <w:t xml:space="preserve">Name – </w:t>
+      </w:r>
+      <w:proofErr w:type="spellStart"/>
+      <w:r>
+        <w:rPr>
+          <w:rFonts w:ascii="Arial" w:hAnsi="Arial" w:cs="Arial"/>
+          <w:b/>
+          <w:color w:val="EEECE1" w:themeColor="background2"/>
+          <w:sz w:val="48"/>
+          <w:szCs w:val="48"/>
+          <w14:shadow w14:blurRad="50800" w14:dist="0" w14:dir="0" w14:sx="100000" w14:sy="100000" w14:kx="0" w14:ky="0" w14:algn="tl">
+            <w14:srgbClr w14:val="000000"/>
+          </w14:shadow>
+          <w14:textOutline w14:w="8890" w14:cap="flat" w14:cmpd="sng" w14:algn="ctr">
+            <w14:solidFill>
+              <w14:srgbClr w14:val="FFFFFF"/>
+            </w14:solidFill>
+            <w14:prstDash w14:val="solid"/>
+            <w14:miter w14:lim="0"/>
+          </w14:textOutline>
+          <w14:textFill>
+            <w14:gradFill>
+              <w14:gsLst>
+                <w14:gs w14:pos="0">
+                  <w14:srgbClr w14:val="000000">
+                    <w14:tint w14:val="92000"/>
+                    <w14:shade w14:val="100000"/>
+                    <w14:satMod w14:val="150000"/>
+                  </w14:srgbClr>
+                </w14:gs>
+                <w14:gs w14:pos="49000">
+                  <w14:srgbClr w14:val="000000">
+                    <w14:tint w14:val="89000"/>
+                    <w14:shade w14:val="90000"/>
+                    <w14:satMod w14:val="150000"/>
+                  </w14:srgbClr>
+                </w14:gs>
+                <w14:gs w14:pos="50000">
+                  <w14:srgbClr w14:val="000000">
+                    <w14:tint w14:val="100000"/>
+                    <w14:shade w14:val="75000"/>
+                    <w14:satMod w14:val="150000"/>
+                  </w14:srgbClr>
+                </w14:gs>
+                <w14:gs w14:pos="95000">
+                  <w14:srgbClr w14:val="000000">
+                    <w14:shade w14:val="47000"/>
+                    <w14:satMod w14:val="150000"/>
+                  </w14:srgbClr>
+                </w14:gs>
+                <w14:gs w14:pos="100000">
+                  <w14:srgbClr w14:val="000000">
+                    <w14:shade w14:val="39000"/>
+                    <w14:satMod w14:val="150000"/>
+                  </w14:srgbClr>
+                </w14:gs>
+              </w14:gsLst>
+              <w14:lin w14:ang="5400000" w14:scaled="0"/>
+            </w14:gradFill>
+          </w14:textFill>
+        </w:rPr>
+        <w:t>Prem</w:t>
+      </w:r>
+      <w:proofErr w:type="spellEnd"/>
+      <w:r>
+        <w:rPr>
+          <w:rFonts w:ascii="Arial" w:hAnsi="Arial" w:cs="Arial"/>
+          <w:b/>
+          <w:color w:val="EEECE1" w:themeColor="background2"/>
+          <w:sz w:val="48"/>
+          <w:szCs w:val="48"/>
+          <w14:shadow w14:blurRad="50800" w14:dist="0" w14:dir="0" w14:sx="100000" w14:sy="100000" w14:kx="0" w14:ky="0" w14:algn="tl">
+            <w14:srgbClr w14:val="000000"/>
+          </w14:shadow>
+          <w14:textOutline w14:w="8890" w14:cap="flat" w14:cmpd="sng" w14:algn="ctr">
+            <w14:solidFill>
+              <w14:srgbClr w14:val="FFFFFF"/>
+            </w14:solidFill>
+            <w14:prstDash w14:val="solid"/>
+            <w14:miter w14:lim="0"/>
+          </w14:textOutline>
+          <w14:textFill>
+            <w14:gradFill>
+              <w14:gsLst>
+                <w14:gs w14:pos="0">
+                  <w14:srgbClr w14:val="000000">
+                    <w14:tint w14:val="92000"/>
+                    <w14:shade w14:val="100000"/>
+                    <w14:satMod w14:val="150000"/>
+                  </w14:srgbClr>
+                </w14:gs>
+                <w14:gs w14:pos="49000">
+                  <w14:srgbClr w14:val="000000">
+                    <w14:tint w14:val="89000"/>
+                    <w14:shade w14:val="90000"/>
+                    <w14:satMod w14:val="150000"/>
+                  </w14:srgbClr>
+                </w14:gs>
+                <w14:gs w14:pos="50000">
+                  <w14:srgbClr w14:val="000000">
+                    <w14:tint w14:val="100000"/>
+                    <w14:shade w14:val="75000"/>
+                    <w14:satMod w14:val="150000"/>
+                  </w14:srgbClr>
+                </w14:gs>
+                <w14:gs w14:pos="95000">
+                  <w14:srgbClr w14:val="000000">
+                    <w14:shade w14:val="47000"/>
+                    <w14:satMod w14:val="150000"/>
+                  </w14:srgbClr>
+                </w14:gs>
+                <w14:gs w14:pos="100000">
+                  <w14:srgbClr w14:val="000000">
+                    <w14:shade w14:val="39000"/>
+                    <w14:satMod w14:val="150000"/>
+                  </w14:srgbClr>
+                </w14:gs>
+              </w14:gsLst>
+              <w14:lin w14:ang="5400000" w14:scaled="0"/>
+            </w14:gradFill>
+          </w14:textFill>
+        </w:rPr>
+        <w:t xml:space="preserve"> Pandey</w:t>
+      </w:r>
+      <w:r>
+        <w:rPr>
+          <w:rFonts w:ascii="Arial" w:hAnsi="Arial" w:cs="Arial"/>
+          <w:b/>
+          <w:color w:val="EEECE1" w:themeColor="background2"/>
+          <w:sz w:val="48"/>
+          <w:szCs w:val="48"/>
           <w14:shadow w14:blurRad="41275" w14:dist="20320" w14:dir="1800000" w14:sx="100000" w14:sy="100000" w14:kx="0" w14:ky="0" w14:algn="tl">
             <w14:srgbClr w14:val="000000">
               <w14:alpha w14:val="60000"/>
@@ -193,15 +378,17 @@
             </w14:solidFill>
           </w14:textFill>
         </w:rPr>
-        <w:t>Name</w:t>
-      </w:r>
-      <w:r>
-        <w:rPr>
-          <w:rFonts w:ascii="Matura MT Script Capitals" w:hAnsi="Matura MT Script Capitals"/>
-          <w:b/>
-          <w:color w:val="EEECE1" w:themeColor="background2"/>
-          <w:sz w:val="36"/>
-          <w:szCs w:val="36"/>
+        <w:br/>
+        <w:t>Reg. No.</w:t>
+      </w:r>
+      <w:proofErr w:type="gramEnd"/>
+      <w:r>
+        <w:rPr>
+          <w:rFonts w:ascii="Arial" w:hAnsi="Arial" w:cs="Arial"/>
+          <w:b/>
+          <w:color w:val="EEECE1" w:themeColor="background2"/>
+          <w:sz w:val="48"/>
+          <w:szCs w:val="48"/>
           <w14:shadow w14:blurRad="41275" w14:dist="20320" w14:dir="1800000" w14:sx="100000" w14:sy="100000" w14:kx="0" w14:ky="0" w14:algn="tl">
             <w14:srgbClr w14:val="000000">
               <w14:alpha w14:val="60000"/>
@@ -227,14 +414,13 @@
         </w:rPr>
         <w:t xml:space="preserve"> – </w:t>
       </w:r>
-      <w:proofErr w:type="spellStart"/>
-      <w:r>
-        <w:rPr>
-          <w:rFonts w:ascii="Arial Black" w:hAnsi="Arial Black"/>
-          <w:b/>
-          <w:color w:val="EEECE1" w:themeColor="background2"/>
-          <w:sz w:val="40"/>
-          <w:szCs w:val="40"/>
+      <w:r>
+        <w:rPr>
+          <w:rFonts w:ascii="Arial" w:hAnsi="Arial" w:cs="Arial"/>
+          <w:b/>
+          <w:color w:val="EEECE1" w:themeColor="background2"/>
+          <w:sz w:val="48"/>
+          <w:szCs w:val="48"/>
           <w14:shadow w14:blurRad="50800" w14:dist="0" w14:dir="0" w14:sx="100000" w14:sy="100000" w14:kx="0" w14:ky="0" w14:algn="tl">
             <w14:srgbClr w14:val="000000"/>
           </w14:shadow>
@@ -286,16 +472,15 @@
             </w14:gradFill>
           </w14:textFill>
         </w:rPr>
-        <w:t>Prem</w:t>
-      </w:r>
-      <w:proofErr w:type="spellEnd"/>
-      <w:r>
-        <w:rPr>
-          <w:rFonts w:ascii="Arial Black" w:hAnsi="Arial Black"/>
-          <w:b/>
-          <w:color w:val="EEECE1" w:themeColor="background2"/>
-          <w:sz w:val="40"/>
-          <w:szCs w:val="40"/>
+        <w:t>25BET10046</w:t>
+      </w:r>
+      <w:r>
+        <w:rPr>
+          <w:rFonts w:ascii="Arial" w:hAnsi="Arial" w:cs="Arial"/>
+          <w:b/>
+          <w:color w:val="EEECE1" w:themeColor="background2"/>
+          <w:sz w:val="48"/>
+          <w:szCs w:val="48"/>
           <w14:shadow w14:blurRad="50800" w14:dist="0" w14:dir="0" w14:sx="100000" w14:sy="100000" w14:kx="0" w14:ky="0" w14:algn="tl">
             <w14:srgbClr w14:val="000000"/>
           </w14:shadow>
@@ -347,15 +532,15 @@
             </w14:gradFill>
           </w14:textFill>
         </w:rPr>
-        <w:t xml:space="preserve"> Pandey</w:t>
-      </w:r>
-      <w:r>
-        <w:rPr>
-          <w:rFonts w:ascii="Arial Black" w:hAnsi="Arial Black"/>
-          <w:b/>
-          <w:color w:val="EEECE1" w:themeColor="background2"/>
-          <w:sz w:val="36"/>
-          <w:szCs w:val="36"/>
+        <w:br/>
+      </w:r>
+      <w:r>
+        <w:rPr>
+          <w:rFonts w:ascii="Arial" w:hAnsi="Arial" w:cs="Arial"/>
+          <w:b/>
+          <w:color w:val="EEECE1" w:themeColor="background2"/>
+          <w:sz w:val="48"/>
+          <w:szCs w:val="48"/>
           <w14:shadow w14:blurRad="41275" w14:dist="20320" w14:dir="1800000" w14:sx="100000" w14:sy="100000" w14:kx="0" w14:ky="0" w14:algn="tl">
             <w14:srgbClr w14:val="000000">
               <w14:alpha w14:val="60000"/>
@@ -379,15 +564,317 @@
             </w14:solidFill>
           </w14:textFill>
         </w:rPr>
-        <w:br/>
-      </w:r>
-      <w:r>
-        <w:rPr>
-          <w:rFonts w:ascii="Matura MT Script Capitals" w:hAnsi="Matura MT Script Capitals"/>
-          <w:b/>
-          <w:color w:val="EEECE1" w:themeColor="background2"/>
-          <w:sz w:val="40"/>
-          <w:szCs w:val="40"/>
+        <w:t xml:space="preserve">Branch – </w:t>
+      </w:r>
+      <w:r>
+        <w:rPr>
+          <w:rFonts w:ascii="Arial" w:hAnsi="Arial" w:cs="Arial"/>
+          <w:b/>
+          <w:color w:val="EEECE1" w:themeColor="background2"/>
+          <w:sz w:val="48"/>
+          <w:szCs w:val="48"/>
+          <w14:shadow w14:blurRad="50800" w14:dist="0" w14:dir="0" w14:sx="100000" w14:sy="100000" w14:kx="0" w14:ky="0" w14:algn="tl">
+            <w14:srgbClr w14:val="000000"/>
+          </w14:shadow>
+          <w14:textOutline w14:w="8890" w14:cap="flat" w14:cmpd="sng" w14:algn="ctr">
+            <w14:solidFill>
+              <w14:srgbClr w14:val="FFFFFF"/>
+            </w14:solidFill>
+            <w14:prstDash w14:val="solid"/>
+            <w14:miter w14:lim="0"/>
+          </w14:textOutline>
+          <w14:textFill>
+            <w14:gradFill>
+              <w14:gsLst>
+                <w14:gs w14:pos="0">
+                  <w14:srgbClr w14:val="000000">
+                    <w14:tint w14:val="92000"/>
+                    <w14:shade w14:val="100000"/>
+                    <w14:satMod w14:val="150000"/>
+                  </w14:srgbClr>
+                </w14:gs>
+                <w14:gs w14:pos="49000">
+                  <w14:srgbClr w14:val="000000">
+                    <w14:tint w14:val="89000"/>
+                    <w14:shade w14:val="90000"/>
+                    <w14:satMod w14:val="150000"/>
+                  </w14:srgbClr>
+                </w14:gs>
+                <w14:gs w14:pos="50000">
+                  <w14:srgbClr w14:val="000000">
+                    <w14:tint w14:val="100000"/>
+                    <w14:shade w14:val="75000"/>
+                    <w14:satMod w14:val="150000"/>
+                  </w14:srgbClr>
+                </w14:gs>
+                <w14:gs w14:pos="95000">
+                  <w14:srgbClr w14:val="000000">
+                    <w14:shade w14:val="47000"/>
+                    <w14:satMod w14:val="150000"/>
+                  </w14:srgbClr>
+                </w14:gs>
+                <w14:gs w14:pos="100000">
+                  <w14:srgbClr w14:val="000000">
+                    <w14:shade w14:val="39000"/>
+                    <w14:satMod w14:val="150000"/>
+                  </w14:srgbClr>
+                </w14:gs>
+              </w14:gsLst>
+              <w14:lin w14:ang="5400000" w14:scaled="0"/>
+            </w14:gradFill>
+          </w14:textFill>
+        </w:rPr>
+        <w:t xml:space="preserve">B.TECH </w:t>
+      </w:r>
+      <w:r>
+        <w:rPr>
+          <w:rFonts w:ascii="Arial" w:hAnsi="Arial" w:cs="Arial"/>
+          <w:b/>
+          <w:color w:val="EEECE1" w:themeColor="background2"/>
+          <w:sz w:val="48"/>
+          <w:szCs w:val="48"/>
+          <w14:shadow w14:blurRad="50800" w14:dist="0" w14:dir="0" w14:sx="100000" w14:sy="100000" w14:kx="0" w14:ky="0" w14:algn="tl">
+            <w14:srgbClr w14:val="000000"/>
+          </w14:shadow>
+          <w14:textOutline w14:w="8890" w14:cap="flat" w14:cmpd="sng" w14:algn="ctr">
+            <w14:solidFill>
+              <w14:srgbClr w14:val="FFFFFF"/>
+            </w14:solidFill>
+            <w14:prstDash w14:val="solid"/>
+            <w14:miter w14:lim="0"/>
+          </w14:textOutline>
+          <w14:textFill>
+            <w14:gradFill>
+              <w14:gsLst>
+                <w14:gs w14:pos="0">
+                  <w14:srgbClr w14:val="000000">
+                    <w14:tint w14:val="92000"/>
+                    <w14:shade w14:val="100000"/>
+                    <w14:satMod w14:val="150000"/>
+                  </w14:srgbClr>
+                </w14:gs>
+                <w14:gs w14:pos="49000">
+                  <w14:srgbClr w14:val="000000">
+                    <w14:tint w14:val="89000"/>
+                    <w14:shade w14:val="90000"/>
+                    <w14:satMod w14:val="150000"/>
+                  </w14:srgbClr>
+                </w14:gs>
+                <w14:gs w14:pos="50000">
+                  <w14:srgbClr w14:val="000000">
+                    <w14:tint w14:val="100000"/>
+                    <w14:shade w14:val="75000"/>
+                    <w14:satMod w14:val="150000"/>
+                  </w14:srgbClr>
+                </w14:gs>
+                <w14:gs w14:pos="95000">
+                  <w14:srgbClr w14:val="000000">
+                    <w14:shade w14:val="47000"/>
+                    <w14:satMod w14:val="150000"/>
+                  </w14:srgbClr>
+                </w14:gs>
+                <w14:gs w14:pos="100000">
+                  <w14:srgbClr w14:val="000000">
+                    <w14:shade w14:val="39000"/>
+                    <w14:satMod w14:val="150000"/>
+                  </w14:srgbClr>
+                </w14:gs>
+              </w14:gsLst>
+              <w14:lin w14:ang="5400000" w14:scaled="0"/>
+            </w14:gradFill>
+          </w14:textFill>
+        </w:rPr>
+        <w:t>–</w:t>
+      </w:r>
+      <w:r>
+        <w:rPr>
+          <w:rFonts w:ascii="Arial" w:hAnsi="Arial" w:cs="Arial"/>
+          <w:b/>
+          <w:color w:val="EEECE1" w:themeColor="background2"/>
+          <w:sz w:val="48"/>
+          <w:szCs w:val="48"/>
+          <w14:shadow w14:blurRad="50800" w14:dist="0" w14:dir="0" w14:sx="100000" w14:sy="100000" w14:kx="0" w14:ky="0" w14:algn="tl">
+            <w14:srgbClr w14:val="000000"/>
+          </w14:shadow>
+          <w14:textOutline w14:w="8890" w14:cap="flat" w14:cmpd="sng" w14:algn="ctr">
+            <w14:solidFill>
+              <w14:srgbClr w14:val="FFFFFF"/>
+            </w14:solidFill>
+            <w14:prstDash w14:val="solid"/>
+            <w14:miter w14:lim="0"/>
+          </w14:textOutline>
+          <w14:textFill>
+            <w14:gradFill>
+              <w14:gsLst>
+                <w14:gs w14:pos="0">
+                  <w14:srgbClr w14:val="000000">
+                    <w14:tint w14:val="92000"/>
+                    <w14:shade w14:val="100000"/>
+                    <w14:satMod w14:val="150000"/>
+                  </w14:srgbClr>
+                </w14:gs>
+                <w14:gs w14:pos="49000">
+                  <w14:srgbClr w14:val="000000">
+                    <w14:tint w14:val="89000"/>
+                    <w14:shade w14:val="90000"/>
+                    <w14:satMod w14:val="150000"/>
+                  </w14:srgbClr>
+                </w14:gs>
+                <w14:gs w14:pos="50000">
+                  <w14:srgbClr w14:val="000000">
+                    <w14:tint w14:val="100000"/>
+                    <w14:shade w14:val="75000"/>
+                    <w14:satMod w14:val="150000"/>
+                  </w14:srgbClr>
+                </w14:gs>
+                <w14:gs w14:pos="95000">
+                  <w14:srgbClr w14:val="000000">
+                    <w14:shade w14:val="47000"/>
+                    <w14:satMod w14:val="150000"/>
+                  </w14:srgbClr>
+                </w14:gs>
+                <w14:gs w14:pos="100000">
+                  <w14:srgbClr w14:val="000000">
+                    <w14:shade w14:val="39000"/>
+                    <w14:satMod w14:val="150000"/>
+                  </w14:srgbClr>
+                </w14:gs>
+              </w14:gsLst>
+              <w14:lin w14:ang="5400000" w14:scaled="0"/>
+            </w14:gradFill>
+          </w14:textFill>
+        </w:rPr>
+        <w:t xml:space="preserve"> CSE</w:t>
+      </w:r>
+      <w:r>
+        <w:rPr>
+          <w:rFonts w:ascii="Arial" w:hAnsi="Arial" w:cs="Arial"/>
+          <w:b/>
+          <w:color w:val="EEECE1" w:themeColor="background2"/>
+          <w:sz w:val="48"/>
+          <w:szCs w:val="48"/>
+          <w14:shadow w14:blurRad="50800" w14:dist="0" w14:dir="0" w14:sx="100000" w14:sy="100000" w14:kx="0" w14:ky="0" w14:algn="tl">
+            <w14:srgbClr w14:val="000000"/>
+          </w14:shadow>
+          <w14:textOutline w14:w="8890" w14:cap="flat" w14:cmpd="sng" w14:algn="ctr">
+            <w14:solidFill>
+              <w14:srgbClr w14:val="FFFFFF"/>
+            </w14:solidFill>
+            <w14:prstDash w14:val="solid"/>
+            <w14:miter w14:lim="0"/>
+          </w14:textOutline>
+          <w14:textFill>
+            <w14:gradFill>
+              <w14:gsLst>
+                <w14:gs w14:pos="0">
+                  <w14:srgbClr w14:val="000000">
+                    <w14:tint w14:val="92000"/>
+                    <w14:shade w14:val="100000"/>
+                    <w14:satMod w14:val="150000"/>
+                  </w14:srgbClr>
+                </w14:gs>
+                <w14:gs w14:pos="49000">
+                  <w14:srgbClr w14:val="000000">
+                    <w14:tint w14:val="89000"/>
+                    <w14:shade w14:val="90000"/>
+                    <w14:satMod w14:val="150000"/>
+                  </w14:srgbClr>
+                </w14:gs>
+                <w14:gs w14:pos="50000">
+                  <w14:srgbClr w14:val="000000">
+                    <w14:tint w14:val="100000"/>
+                    <w14:shade w14:val="75000"/>
+                    <w14:satMod w14:val="150000"/>
+                  </w14:srgbClr>
+                </w14:gs>
+                <w14:gs w14:pos="95000">
+                  <w14:srgbClr w14:val="000000">
+                    <w14:shade w14:val="47000"/>
+                    <w14:satMod w14:val="150000"/>
+                  </w14:srgbClr>
+                </w14:gs>
+                <w14:gs w14:pos="100000">
+                  <w14:srgbClr w14:val="000000">
+                    <w14:shade w14:val="39000"/>
+                    <w14:satMod w14:val="150000"/>
+                  </w14:srgbClr>
+                </w14:gs>
+              </w14:gsLst>
+              <w14:lin w14:ang="5400000" w14:scaled="0"/>
+            </w14:gradFill>
+          </w14:textFill>
+        </w:rPr>
+        <w:t xml:space="preserve"> (Edu. </w:t>
+      </w:r>
+      <w:proofErr w:type="gramStart"/>
+      <w:r>
+        <w:rPr>
+          <w:rFonts w:ascii="Arial" w:hAnsi="Arial" w:cs="Arial"/>
+          <w:b/>
+          <w:color w:val="EEECE1" w:themeColor="background2"/>
+          <w:sz w:val="48"/>
+          <w:szCs w:val="48"/>
+          <w14:shadow w14:blurRad="50800" w14:dist="0" w14:dir="0" w14:sx="100000" w14:sy="100000" w14:kx="0" w14:ky="0" w14:algn="tl">
+            <w14:srgbClr w14:val="000000"/>
+          </w14:shadow>
+          <w14:textOutline w14:w="8890" w14:cap="flat" w14:cmpd="sng" w14:algn="ctr">
+            <w14:solidFill>
+              <w14:srgbClr w14:val="FFFFFF"/>
+            </w14:solidFill>
+            <w14:prstDash w14:val="solid"/>
+            <w14:miter w14:lim="0"/>
+          </w14:textOutline>
+          <w14:textFill>
+            <w14:gradFill>
+              <w14:gsLst>
+                <w14:gs w14:pos="0">
+                  <w14:srgbClr w14:val="000000">
+                    <w14:tint w14:val="92000"/>
+                    <w14:shade w14:val="100000"/>
+                    <w14:satMod w14:val="150000"/>
+                  </w14:srgbClr>
+                </w14:gs>
+                <w14:gs w14:pos="49000">
+                  <w14:srgbClr w14:val="000000">
+                    <w14:tint w14:val="89000"/>
+                    <w14:shade w14:val="90000"/>
+                    <w14:satMod w14:val="150000"/>
+                  </w14:srgbClr>
+                </w14:gs>
+                <w14:gs w14:pos="50000">
+                  <w14:srgbClr w14:val="000000">
+                    <w14:tint w14:val="100000"/>
+                    <w14:shade w14:val="75000"/>
+                    <w14:satMod w14:val="150000"/>
+                  </w14:srgbClr>
+                </w14:gs>
+                <w14:gs w14:pos="95000">
+                  <w14:srgbClr w14:val="000000">
+                    <w14:shade w14:val="47000"/>
+                    <w14:satMod w14:val="150000"/>
+                  </w14:srgbClr>
+                </w14:gs>
+                <w14:gs w14:pos="100000">
+                  <w14:srgbClr w14:val="000000">
+                    <w14:shade w14:val="39000"/>
+                    <w14:satMod w14:val="150000"/>
+                  </w14:srgbClr>
+                </w14:gs>
+              </w14:gsLst>
+              <w14:lin w14:ang="5400000" w14:scaled="0"/>
+            </w14:gradFill>
+          </w14:textFill>
+        </w:rPr>
+        <w:t>Tech.)</w:t>
+      </w:r>
+      <w:proofErr w:type="gramEnd"/>
+      <w:r>
+        <w:rPr>
+          <w:rFonts w:ascii="Arial" w:hAnsi="Arial" w:cs="Arial"/>
+          <w:b/>
+          <w:color w:val="EEECE1" w:themeColor="background2"/>
+          <w:sz w:val="48"/>
+          <w:szCs w:val="48"/>
           <w14:shadow w14:blurRad="41275" w14:dist="20320" w14:dir="1800000" w14:sx="100000" w14:sy="100000" w14:kx="0" w14:ky="0" w14:algn="tl">
             <w14:srgbClr w14:val="000000">
               <w14:alpha w14:val="60000"/>
@@ -411,16 +898,136 @@
             </w14:solidFill>
           </w14:textFill>
         </w:rPr>
-        <w:t>Reg. No.</w:t>
-      </w:r>
-      <w:proofErr w:type="gramEnd"/>
-      <w:r>
-        <w:rPr>
-          <w:rFonts w:ascii="Matura MT Script Capitals" w:hAnsi="Matura MT Script Capitals"/>
-          <w:b/>
-          <w:color w:val="EEECE1" w:themeColor="background2"/>
-          <w:sz w:val="36"/>
-          <w:szCs w:val="36"/>
+        <w:br/>
+        <w:t xml:space="preserve">Year - </w:t>
+      </w:r>
+      <w:r>
+        <w:rPr>
+          <w:rFonts w:ascii="Arial" w:hAnsi="Arial" w:cs="Arial"/>
+          <w:b/>
+          <w:color w:val="EEECE1" w:themeColor="background2"/>
+          <w:sz w:val="48"/>
+          <w:szCs w:val="48"/>
+          <w14:shadow w14:blurRad="50800" w14:dist="0" w14:dir="0" w14:sx="100000" w14:sy="100000" w14:kx="0" w14:ky="0" w14:algn="tl">
+            <w14:srgbClr w14:val="000000"/>
+          </w14:shadow>
+          <w14:textOutline w14:w="8890" w14:cap="flat" w14:cmpd="sng" w14:algn="ctr">
+            <w14:solidFill>
+              <w14:srgbClr w14:val="FFFFFF"/>
+            </w14:solidFill>
+            <w14:prstDash w14:val="solid"/>
+            <w14:miter w14:lim="0"/>
+          </w14:textOutline>
+          <w14:textFill>
+            <w14:gradFill>
+              <w14:gsLst>
+                <w14:gs w14:pos="0">
+                  <w14:srgbClr w14:val="000000">
+                    <w14:tint w14:val="92000"/>
+                    <w14:shade w14:val="100000"/>
+                    <w14:satMod w14:val="150000"/>
+                  </w14:srgbClr>
+                </w14:gs>
+                <w14:gs w14:pos="49000">
+                  <w14:srgbClr w14:val="000000">
+                    <w14:tint w14:val="89000"/>
+                    <w14:shade w14:val="90000"/>
+                    <w14:satMod w14:val="150000"/>
+                  </w14:srgbClr>
+                </w14:gs>
+                <w14:gs w14:pos="50000">
+                  <w14:srgbClr w14:val="000000">
+                    <w14:tint w14:val="100000"/>
+                    <w14:shade w14:val="75000"/>
+                    <w14:satMod w14:val="150000"/>
+                  </w14:srgbClr>
+                </w14:gs>
+                <w14:gs w14:pos="95000">
+                  <w14:srgbClr w14:val="000000">
+                    <w14:shade w14:val="47000"/>
+                    <w14:satMod w14:val="150000"/>
+                  </w14:srgbClr>
+                </w14:gs>
+                <w14:gs w14:pos="100000">
+                  <w14:srgbClr w14:val="000000">
+                    <w14:shade w14:val="39000"/>
+                    <w14:satMod w14:val="150000"/>
+                  </w14:srgbClr>
+                </w14:gs>
+              </w14:gsLst>
+              <w14:lin w14:ang="5400000" w14:scaled="0"/>
+            </w14:gradFill>
+          </w14:textFill>
+        </w:rPr>
+        <w:t>2025</w:t>
+      </w:r>
+      <w:r>
+        <w:rPr>
+          <w:rFonts w:ascii="Arial" w:hAnsi="Arial" w:cs="Arial"/>
+          <w:b/>
+          <w:color w:val="EEECE1" w:themeColor="background2"/>
+          <w:sz w:val="48"/>
+          <w:szCs w:val="48"/>
+          <w14:shadow w14:blurRad="50800" w14:dist="0" w14:dir="0" w14:sx="100000" w14:sy="100000" w14:kx="0" w14:ky="0" w14:algn="tl">
+            <w14:srgbClr w14:val="000000"/>
+          </w14:shadow>
+          <w14:textOutline w14:w="8890" w14:cap="flat" w14:cmpd="sng" w14:algn="ctr">
+            <w14:solidFill>
+              <w14:srgbClr w14:val="FFFFFF"/>
+            </w14:solidFill>
+            <w14:prstDash w14:val="solid"/>
+            <w14:miter w14:lim="0"/>
+          </w14:textOutline>
+          <w14:textFill>
+            <w14:gradFill>
+              <w14:gsLst>
+                <w14:gs w14:pos="0">
+                  <w14:srgbClr w14:val="000000">
+                    <w14:tint w14:val="92000"/>
+                    <w14:shade w14:val="100000"/>
+                    <w14:satMod w14:val="150000"/>
+                  </w14:srgbClr>
+                </w14:gs>
+                <w14:gs w14:pos="49000">
+                  <w14:srgbClr w14:val="000000">
+                    <w14:tint w14:val="89000"/>
+                    <w14:shade w14:val="90000"/>
+                    <w14:satMod w14:val="150000"/>
+                  </w14:srgbClr>
+                </w14:gs>
+                <w14:gs w14:pos="50000">
+                  <w14:srgbClr w14:val="000000">
+                    <w14:tint w14:val="100000"/>
+                    <w14:shade w14:val="75000"/>
+                    <w14:satMod w14:val="150000"/>
+                  </w14:srgbClr>
+                </w14:gs>
+                <w14:gs w14:pos="95000">
+                  <w14:srgbClr w14:val="000000">
+                    <w14:shade w14:val="47000"/>
+                    <w14:satMod w14:val="150000"/>
+                  </w14:srgbClr>
+                </w14:gs>
+                <w14:gs w14:pos="100000">
+                  <w14:srgbClr w14:val="000000">
+                    <w14:shade w14:val="39000"/>
+                    <w14:satMod w14:val="150000"/>
+                  </w14:srgbClr>
+                </w14:gs>
+              </w14:gsLst>
+              <w14:lin w14:ang="5400000" w14:scaled="0"/>
+            </w14:gradFill>
+          </w14:textFill>
+        </w:rPr>
+        <w:br/>
+      </w:r>
+      <w:r>
+        <w:rPr>
+          <w:rFonts w:ascii="Arial" w:hAnsi="Arial" w:cs="Arial"/>
+          <w:b/>
+          <w:color w:val="EEECE1" w:themeColor="background2"/>
+          <w:sz w:val="48"/>
+          <w:szCs w:val="48"/>
           <w14:shadow w14:blurRad="41275" w14:dist="20320" w14:dir="1800000" w14:sx="100000" w14:sy="100000" w14:kx="0" w14:ky="0" w14:algn="tl">
             <w14:srgbClr w14:val="000000">
               <w14:alpha w14:val="60000"/>
@@ -444,15 +1051,75 @@
             </w14:solidFill>
           </w14:textFill>
         </w:rPr>
-        <w:t xml:space="preserve"> </w:t>
-      </w:r>
-      <w:r>
-        <w:rPr>
-          <w:rFonts w:ascii="Matura MT Script Capitals" w:hAnsi="Matura MT Script Capitals"/>
-          <w:b/>
-          <w:color w:val="EEECE1" w:themeColor="background2"/>
-          <w:sz w:val="36"/>
-          <w:szCs w:val="36"/>
+        <w:t xml:space="preserve">Course Title - </w:t>
+      </w:r>
+      <w:r>
+        <w:rPr>
+          <w:rFonts w:ascii="Arial" w:hAnsi="Arial" w:cs="Arial"/>
+          <w:b/>
+          <w:color w:val="EEECE1" w:themeColor="background2"/>
+          <w:sz w:val="48"/>
+          <w:szCs w:val="48"/>
+          <w14:shadow w14:blurRad="50800" w14:dist="0" w14:dir="0" w14:sx="100000" w14:sy="100000" w14:kx="0" w14:ky="0" w14:algn="tl">
+            <w14:srgbClr w14:val="000000"/>
+          </w14:shadow>
+          <w14:textOutline w14:w="8890" w14:cap="flat" w14:cmpd="sng" w14:algn="ctr">
+            <w14:solidFill>
+              <w14:srgbClr w14:val="FFFFFF"/>
+            </w14:solidFill>
+            <w14:prstDash w14:val="solid"/>
+            <w14:miter w14:lim="0"/>
+          </w14:textOutline>
+          <w14:textFill>
+            <w14:gradFill>
+              <w14:gsLst>
+                <w14:gs w14:pos="0">
+                  <w14:srgbClr w14:val="000000">
+                    <w14:tint w14:val="92000"/>
+                    <w14:shade w14:val="100000"/>
+                    <w14:satMod w14:val="150000"/>
+                  </w14:srgbClr>
+                </w14:gs>
+                <w14:gs w14:pos="49000">
+                  <w14:srgbClr w14:val="000000">
+                    <w14:tint w14:val="89000"/>
+                    <w14:shade w14:val="90000"/>
+                    <w14:satMod w14:val="150000"/>
+                  </w14:srgbClr>
+                </w14:gs>
+                <w14:gs w14:pos="50000">
+                  <w14:srgbClr w14:val="000000">
+                    <w14:tint w14:val="100000"/>
+                    <w14:shade w14:val="75000"/>
+                    <w14:satMod w14:val="150000"/>
+                  </w14:srgbClr>
+                </w14:gs>
+                <w14:gs w14:pos="95000">
+                  <w14:srgbClr w14:val="000000">
+                    <w14:shade w14:val="47000"/>
+                    <w14:satMod w14:val="150000"/>
+                  </w14:srgbClr>
+                </w14:gs>
+                <w14:gs w14:pos="100000">
+                  <w14:srgbClr w14:val="000000">
+                    <w14:shade w14:val="39000"/>
+                    <w14:satMod w14:val="150000"/>
+                  </w14:srgbClr>
+                </w14:gs>
+              </w14:gsLst>
+              <w14:lin w14:ang="5400000" w14:scaled="0"/>
+            </w14:gradFill>
+          </w14:textFill>
+        </w:rPr>
+        <w:t>Digital Literacy</w:t>
+      </w:r>
+      <w:r>
+        <w:rPr>
+          <w:rFonts w:ascii="Arial" w:hAnsi="Arial" w:cs="Arial"/>
+          <w:b/>
+          <w:color w:val="EEECE1" w:themeColor="background2"/>
+          <w:sz w:val="48"/>
+          <w:szCs w:val="48"/>
           <w14:shadow w14:blurRad="41275" w14:dist="20320" w14:dir="1800000" w14:sx="100000" w14:sy="100000" w14:kx="0" w14:ky="0" w14:algn="tl">
             <w14:srgbClr w14:val="000000">
               <w14:alpha w14:val="60000"/>
@@ -476,15 +1143,16 @@
             </w14:solidFill>
           </w14:textFill>
         </w:rPr>
-        <w:t>–</w:t>
-      </w:r>
-      <w:r>
-        <w:rPr>
-          <w:rFonts w:ascii="Matura MT Script Capitals" w:hAnsi="Matura MT Script Capitals"/>
-          <w:b/>
-          <w:color w:val="EEECE1" w:themeColor="background2"/>
-          <w:sz w:val="36"/>
-          <w:szCs w:val="36"/>
+        <w:br/>
+        <w:t>Course Code –</w:t>
+      </w:r>
+      <w:r>
+        <w:rPr>
+          <w:rFonts w:ascii="Arial" w:hAnsi="Arial" w:cs="Arial"/>
+          <w:b/>
+          <w:color w:val="EEECE1" w:themeColor="background2"/>
+          <w:sz w:val="48"/>
+          <w:szCs w:val="48"/>
           <w14:shadow w14:blurRad="41275" w14:dist="20320" w14:dir="1800000" w14:sx="100000" w14:sy="100000" w14:kx="0" w14:ky="0" w14:algn="tl">
             <w14:srgbClr w14:val="000000">
               <w14:alpha w14:val="60000"/>
@@ -512,11 +1180,11 @@
       </w:r>
       <w:r>
         <w:rPr>
-          <w:rFonts w:ascii="Arial Black" w:hAnsi="Arial Black"/>
-          <w:b/>
-          <w:color w:val="EEECE1" w:themeColor="background2"/>
-          <w:sz w:val="36"/>
-          <w:szCs w:val="36"/>
+          <w:rFonts w:ascii="Arial" w:hAnsi="Arial" w:cs="Arial"/>
+          <w:b/>
+          <w:color w:val="EEECE1" w:themeColor="background2"/>
+          <w:sz w:val="48"/>
+          <w:szCs w:val="48"/>
           <w14:shadow w14:blurRad="50800" w14:dist="0" w14:dir="0" w14:sx="100000" w14:sy="100000" w14:kx="0" w14:ky="0" w14:algn="tl">
             <w14:srgbClr w14:val="000000"/>
           </w14:shadow>
@@ -568,15 +1236,15 @@
             </w14:gradFill>
           </w14:textFill>
         </w:rPr>
-        <w:t>25BET10046</w:t>
-      </w:r>
-      <w:r>
-        <w:rPr>
-          <w:rFonts w:ascii="Arial Black" w:hAnsi="Arial Black"/>
-          <w:b/>
-          <w:color w:val="EEECE1" w:themeColor="background2"/>
-          <w:sz w:val="36"/>
-          <w:szCs w:val="36"/>
+        <w:t>CSE0001</w:t>
+      </w:r>
+      <w:r>
+        <w:rPr>
+          <w:rFonts w:ascii="Arial" w:hAnsi="Arial" w:cs="Arial"/>
+          <w:b/>
+          <w:color w:val="EEECE1" w:themeColor="background2"/>
+          <w:sz w:val="48"/>
+          <w:szCs w:val="48"/>
           <w14:shadow w14:blurRad="41275" w14:dist="20320" w14:dir="1800000" w14:sx="100000" w14:sy="100000" w14:kx="0" w14:ky="0" w14:algn="tl">
             <w14:srgbClr w14:val="000000">
               <w14:alpha w14:val="60000"/>
@@ -601,14 +1269,15 @@
           </w14:textFill>
         </w:rPr>
         <w:br/>
-      </w:r>
-      <w:r>
-        <w:rPr>
-          <w:rFonts w:ascii="Matura MT Script Capitals" w:hAnsi="Matura MT Script Capitals"/>
-          <w:b/>
-          <w:color w:val="EEECE1" w:themeColor="background2"/>
-          <w:sz w:val="40"/>
-          <w:szCs w:val="40"/>
+        <w:t xml:space="preserve">Date </w:t>
+      </w:r>
+      <w:r>
+        <w:rPr>
+          <w:rFonts w:ascii="Arial" w:hAnsi="Arial" w:cs="Arial"/>
+          <w:b/>
+          <w:color w:val="EEECE1" w:themeColor="background2"/>
+          <w:sz w:val="48"/>
+          <w:szCs w:val="48"/>
           <w14:shadow w14:blurRad="41275" w14:dist="20320" w14:dir="1800000" w14:sx="100000" w14:sy="100000" w14:kx="0" w14:ky="0" w14:algn="tl">
             <w14:srgbClr w14:val="000000">
               <w14:alpha w14:val="60000"/>
@@ -632,1034 +1301,15 @@
             </w14:solidFill>
           </w14:textFill>
         </w:rPr>
-        <w:t xml:space="preserve">Branch </w:t>
-      </w:r>
-      <w:r>
-        <w:rPr>
-          <w:rFonts w:ascii="Matura MT Script Capitals" w:hAnsi="Matura MT Script Capitals"/>
-          <w:b/>
-          <w:color w:val="EEECE1" w:themeColor="background2"/>
-          <w:sz w:val="36"/>
-          <w:szCs w:val="36"/>
-          <w14:shadow w14:blurRad="41275" w14:dist="20320" w14:dir="1800000" w14:sx="100000" w14:sy="100000" w14:kx="0" w14:ky="0" w14:algn="tl">
-            <w14:srgbClr w14:val="000000">
-              <w14:alpha w14:val="60000"/>
-            </w14:srgbClr>
-          </w14:shadow>
-          <w14:textOutline w14:w="6350" w14:cap="flat" w14:cmpd="sng" w14:algn="ctr">
-            <w14:solidFill>
-              <w14:schemeClr w14:val="tx2">
-                <w14:satMod w14:val="155000"/>
-              </w14:schemeClr>
-            </w14:solidFill>
-            <w14:prstDash w14:val="solid"/>
-            <w14:round/>
-          </w14:textOutline>
-          <w14:textFill>
-            <w14:solidFill>
-              <w14:schemeClr w14:val="bg2">
-                <w14:tint w14:val="85000"/>
-                <w14:satMod w14:val="155000"/>
-              </w14:schemeClr>
-            </w14:solidFill>
-          </w14:textFill>
-        </w:rPr>
         <w:t xml:space="preserve">– </w:t>
       </w:r>
       <w:r>
         <w:rPr>
-          <w:rFonts w:ascii="Arial Black" w:hAnsi="Arial Black"/>
-          <w:b/>
-          <w:color w:val="EEECE1" w:themeColor="background2"/>
-          <w:sz w:val="36"/>
-          <w:szCs w:val="36"/>
-          <w14:shadow w14:blurRad="50800" w14:dist="0" w14:dir="0" w14:sx="100000" w14:sy="100000" w14:kx="0" w14:ky="0" w14:algn="tl">
-            <w14:srgbClr w14:val="000000"/>
-          </w14:shadow>
-          <w14:textOutline w14:w="8890" w14:cap="flat" w14:cmpd="sng" w14:algn="ctr">
-            <w14:solidFill>
-              <w14:srgbClr w14:val="FFFFFF"/>
-            </w14:solidFill>
-            <w14:prstDash w14:val="solid"/>
-            <w14:miter w14:lim="0"/>
-          </w14:textOutline>
-          <w14:textFill>
-            <w14:gradFill>
-              <w14:gsLst>
-                <w14:gs w14:pos="0">
-                  <w14:srgbClr w14:val="000000">
-                    <w14:tint w14:val="92000"/>
-                    <w14:shade w14:val="100000"/>
-                    <w14:satMod w14:val="150000"/>
-                  </w14:srgbClr>
-                </w14:gs>
-                <w14:gs w14:pos="49000">
-                  <w14:srgbClr w14:val="000000">
-                    <w14:tint w14:val="89000"/>
-                    <w14:shade w14:val="90000"/>
-                    <w14:satMod w14:val="150000"/>
-                  </w14:srgbClr>
-                </w14:gs>
-                <w14:gs w14:pos="50000">
-                  <w14:srgbClr w14:val="000000">
-                    <w14:tint w14:val="100000"/>
-                    <w14:shade w14:val="75000"/>
-                    <w14:satMod w14:val="150000"/>
-                  </w14:srgbClr>
-                </w14:gs>
-                <w14:gs w14:pos="95000">
-                  <w14:srgbClr w14:val="000000">
-                    <w14:shade w14:val="47000"/>
-                    <w14:satMod w14:val="150000"/>
-                  </w14:srgbClr>
-                </w14:gs>
-                <w14:gs w14:pos="100000">
-                  <w14:srgbClr w14:val="000000">
-                    <w14:shade w14:val="39000"/>
-                    <w14:satMod w14:val="150000"/>
-                  </w14:srgbClr>
-                </w14:gs>
-              </w14:gsLst>
-              <w14:lin w14:ang="5400000" w14:scaled="0"/>
-            </w14:gradFill>
-          </w14:textFill>
-        </w:rPr>
-        <w:t xml:space="preserve">B.TECH </w:t>
-      </w:r>
-      <w:r>
-        <w:rPr>
-          <w:rFonts w:ascii="Arial Black" w:hAnsi="Arial Black"/>
-          <w:b/>
-          <w:color w:val="EEECE1" w:themeColor="background2"/>
-          <w:sz w:val="36"/>
-          <w:szCs w:val="36"/>
-          <w14:shadow w14:blurRad="50800" w14:dist="0" w14:dir="0" w14:sx="100000" w14:sy="100000" w14:kx="0" w14:ky="0" w14:algn="tl">
-            <w14:srgbClr w14:val="000000"/>
-          </w14:shadow>
-          <w14:textOutline w14:w="8890" w14:cap="flat" w14:cmpd="sng" w14:algn="ctr">
-            <w14:solidFill>
-              <w14:srgbClr w14:val="FFFFFF"/>
-            </w14:solidFill>
-            <w14:prstDash w14:val="solid"/>
-            <w14:miter w14:lim="0"/>
-          </w14:textOutline>
-          <w14:textFill>
-            <w14:gradFill>
-              <w14:gsLst>
-                <w14:gs w14:pos="0">
-                  <w14:srgbClr w14:val="000000">
-                    <w14:tint w14:val="92000"/>
-                    <w14:shade w14:val="100000"/>
-                    <w14:satMod w14:val="150000"/>
-                  </w14:srgbClr>
-                </w14:gs>
-                <w14:gs w14:pos="49000">
-                  <w14:srgbClr w14:val="000000">
-                    <w14:tint w14:val="89000"/>
-                    <w14:shade w14:val="90000"/>
-                    <w14:satMod w14:val="150000"/>
-                  </w14:srgbClr>
-                </w14:gs>
-                <w14:gs w14:pos="50000">
-                  <w14:srgbClr w14:val="000000">
-                    <w14:tint w14:val="100000"/>
-                    <w14:shade w14:val="75000"/>
-                    <w14:satMod w14:val="150000"/>
-                  </w14:srgbClr>
-                </w14:gs>
-                <w14:gs w14:pos="95000">
-                  <w14:srgbClr w14:val="000000">
-                    <w14:shade w14:val="47000"/>
-                    <w14:satMod w14:val="150000"/>
-                  </w14:srgbClr>
-                </w14:gs>
-                <w14:gs w14:pos="100000">
-                  <w14:srgbClr w14:val="000000">
-                    <w14:shade w14:val="39000"/>
-                    <w14:satMod w14:val="150000"/>
-                  </w14:srgbClr>
-                </w14:gs>
-              </w14:gsLst>
-              <w14:lin w14:ang="5400000" w14:scaled="0"/>
-            </w14:gradFill>
-          </w14:textFill>
-        </w:rPr>
-        <w:t>–</w:t>
-      </w:r>
-      <w:r>
-        <w:rPr>
-          <w:rFonts w:ascii="Arial Black" w:hAnsi="Arial Black"/>
-          <w:b/>
-          <w:color w:val="EEECE1" w:themeColor="background2"/>
-          <w:sz w:val="36"/>
-          <w:szCs w:val="36"/>
-          <w14:shadow w14:blurRad="50800" w14:dist="0" w14:dir="0" w14:sx="100000" w14:sy="100000" w14:kx="0" w14:ky="0" w14:algn="tl">
-            <w14:srgbClr w14:val="000000"/>
-          </w14:shadow>
-          <w14:textOutline w14:w="8890" w14:cap="flat" w14:cmpd="sng" w14:algn="ctr">
-            <w14:solidFill>
-              <w14:srgbClr w14:val="FFFFFF"/>
-            </w14:solidFill>
-            <w14:prstDash w14:val="solid"/>
-            <w14:miter w14:lim="0"/>
-          </w14:textOutline>
-          <w14:textFill>
-            <w14:gradFill>
-              <w14:gsLst>
-                <w14:gs w14:pos="0">
-                  <w14:srgbClr w14:val="000000">
-                    <w14:tint w14:val="92000"/>
-                    <w14:shade w14:val="100000"/>
-                    <w14:satMod w14:val="150000"/>
-                  </w14:srgbClr>
-                </w14:gs>
-                <w14:gs w14:pos="49000">
-                  <w14:srgbClr w14:val="000000">
-                    <w14:tint w14:val="89000"/>
-                    <w14:shade w14:val="90000"/>
-                    <w14:satMod w14:val="150000"/>
-                  </w14:srgbClr>
-                </w14:gs>
-                <w14:gs w14:pos="50000">
-                  <w14:srgbClr w14:val="000000">
-                    <w14:tint w14:val="100000"/>
-                    <w14:shade w14:val="75000"/>
-                    <w14:satMod w14:val="150000"/>
-                  </w14:srgbClr>
-                </w14:gs>
-                <w14:gs w14:pos="95000">
-                  <w14:srgbClr w14:val="000000">
-                    <w14:shade w14:val="47000"/>
-                    <w14:satMod w14:val="150000"/>
-                  </w14:srgbClr>
-                </w14:gs>
-                <w14:gs w14:pos="100000">
-                  <w14:srgbClr w14:val="000000">
-                    <w14:shade w14:val="39000"/>
-                    <w14:satMod w14:val="150000"/>
-                  </w14:srgbClr>
-                </w14:gs>
-              </w14:gsLst>
-              <w14:lin w14:ang="5400000" w14:scaled="0"/>
-            </w14:gradFill>
-          </w14:textFill>
-        </w:rPr>
-        <w:t xml:space="preserve"> CSE</w:t>
-      </w:r>
-      <w:r>
-        <w:rPr>
-          <w:rFonts w:ascii="Arial Black" w:hAnsi="Arial Black"/>
-          <w:b/>
-          <w:color w:val="EEECE1" w:themeColor="background2"/>
-          <w:sz w:val="36"/>
-          <w:szCs w:val="36"/>
-          <w14:shadow w14:blurRad="50800" w14:dist="0" w14:dir="0" w14:sx="100000" w14:sy="100000" w14:kx="0" w14:ky="0" w14:algn="tl">
-            <w14:srgbClr w14:val="000000"/>
-          </w14:shadow>
-          <w14:textOutline w14:w="8890" w14:cap="flat" w14:cmpd="sng" w14:algn="ctr">
-            <w14:solidFill>
-              <w14:srgbClr w14:val="FFFFFF"/>
-            </w14:solidFill>
-            <w14:prstDash w14:val="solid"/>
-            <w14:miter w14:lim="0"/>
-          </w14:textOutline>
-          <w14:textFill>
-            <w14:gradFill>
-              <w14:gsLst>
-                <w14:gs w14:pos="0">
-                  <w14:srgbClr w14:val="000000">
-                    <w14:tint w14:val="92000"/>
-                    <w14:shade w14:val="100000"/>
-                    <w14:satMod w14:val="150000"/>
-                  </w14:srgbClr>
-                </w14:gs>
-                <w14:gs w14:pos="49000">
-                  <w14:srgbClr w14:val="000000">
-                    <w14:tint w14:val="89000"/>
-                    <w14:shade w14:val="90000"/>
-                    <w14:satMod w14:val="150000"/>
-                  </w14:srgbClr>
-                </w14:gs>
-                <w14:gs w14:pos="50000">
-                  <w14:srgbClr w14:val="000000">
-                    <w14:tint w14:val="100000"/>
-                    <w14:shade w14:val="75000"/>
-                    <w14:satMod w14:val="150000"/>
-                  </w14:srgbClr>
-                </w14:gs>
-                <w14:gs w14:pos="95000">
-                  <w14:srgbClr w14:val="000000">
-                    <w14:shade w14:val="47000"/>
-                    <w14:satMod w14:val="150000"/>
-                  </w14:srgbClr>
-                </w14:gs>
-                <w14:gs w14:pos="100000">
-                  <w14:srgbClr w14:val="000000">
-                    <w14:shade w14:val="39000"/>
-                    <w14:satMod w14:val="150000"/>
-                  </w14:srgbClr>
-                </w14:gs>
-              </w14:gsLst>
-              <w14:lin w14:ang="5400000" w14:scaled="0"/>
-            </w14:gradFill>
-          </w14:textFill>
-        </w:rPr>
-        <w:t xml:space="preserve"> (Edu. </w:t>
-      </w:r>
-      <w:proofErr w:type="gramStart"/>
-      <w:r>
-        <w:rPr>
-          <w:rFonts w:ascii="Arial Black" w:hAnsi="Arial Black"/>
-          <w:b/>
-          <w:color w:val="EEECE1" w:themeColor="background2"/>
-          <w:sz w:val="36"/>
-          <w:szCs w:val="36"/>
-          <w14:shadow w14:blurRad="50800" w14:dist="0" w14:dir="0" w14:sx="100000" w14:sy="100000" w14:kx="0" w14:ky="0" w14:algn="tl">
-            <w14:srgbClr w14:val="000000"/>
-          </w14:shadow>
-          <w14:textOutline w14:w="8890" w14:cap="flat" w14:cmpd="sng" w14:algn="ctr">
-            <w14:solidFill>
-              <w14:srgbClr w14:val="FFFFFF"/>
-            </w14:solidFill>
-            <w14:prstDash w14:val="solid"/>
-            <w14:miter w14:lim="0"/>
-          </w14:textOutline>
-          <w14:textFill>
-            <w14:gradFill>
-              <w14:gsLst>
-                <w14:gs w14:pos="0">
-                  <w14:srgbClr w14:val="000000">
-                    <w14:tint w14:val="92000"/>
-                    <w14:shade w14:val="100000"/>
-                    <w14:satMod w14:val="150000"/>
-                  </w14:srgbClr>
-                </w14:gs>
-                <w14:gs w14:pos="49000">
-                  <w14:srgbClr w14:val="000000">
-                    <w14:tint w14:val="89000"/>
-                    <w14:shade w14:val="90000"/>
-                    <w14:satMod w14:val="150000"/>
-                  </w14:srgbClr>
-                </w14:gs>
-                <w14:gs w14:pos="50000">
-                  <w14:srgbClr w14:val="000000">
-                    <w14:tint w14:val="100000"/>
-                    <w14:shade w14:val="75000"/>
-                    <w14:satMod w14:val="150000"/>
-                  </w14:srgbClr>
-                </w14:gs>
-                <w14:gs w14:pos="95000">
-                  <w14:srgbClr w14:val="000000">
-                    <w14:shade w14:val="47000"/>
-                    <w14:satMod w14:val="150000"/>
-                  </w14:srgbClr>
-                </w14:gs>
-                <w14:gs w14:pos="100000">
-                  <w14:srgbClr w14:val="000000">
-                    <w14:shade w14:val="39000"/>
-                    <w14:satMod w14:val="150000"/>
-                  </w14:srgbClr>
-                </w14:gs>
-              </w14:gsLst>
-              <w14:lin w14:ang="5400000" w14:scaled="0"/>
-            </w14:gradFill>
-          </w14:textFill>
-        </w:rPr>
-        <w:t>Tech.)</w:t>
-      </w:r>
-      <w:bookmarkStart w:id="0" w:name="_GoBack"/>
-      <w:bookmarkEnd w:id="0"/>
-      <w:proofErr w:type="gramEnd"/>
-      <w:r>
-        <w:rPr>
-          <w:rFonts w:ascii="Matura MT Script Capitals" w:hAnsi="Matura MT Script Capitals"/>
-          <w:b/>
-          <w:color w:val="EEECE1" w:themeColor="background2"/>
-          <w:sz w:val="36"/>
-          <w:szCs w:val="36"/>
-          <w14:shadow w14:blurRad="41275" w14:dist="20320" w14:dir="1800000" w14:sx="100000" w14:sy="100000" w14:kx="0" w14:ky="0" w14:algn="tl">
-            <w14:srgbClr w14:val="000000">
-              <w14:alpha w14:val="60000"/>
-            </w14:srgbClr>
-          </w14:shadow>
-          <w14:textOutline w14:w="6350" w14:cap="flat" w14:cmpd="sng" w14:algn="ctr">
-            <w14:solidFill>
-              <w14:schemeClr w14:val="tx2">
-                <w14:satMod w14:val="155000"/>
-              </w14:schemeClr>
-            </w14:solidFill>
-            <w14:prstDash w14:val="solid"/>
-            <w14:round/>
-          </w14:textOutline>
-          <w14:textFill>
-            <w14:solidFill>
-              <w14:schemeClr w14:val="bg2">
-                <w14:tint w14:val="85000"/>
-                <w14:satMod w14:val="155000"/>
-              </w14:schemeClr>
-            </w14:solidFill>
-          </w14:textFill>
-        </w:rPr>
-        <w:br/>
-      </w:r>
-      <w:r>
-        <w:rPr>
-          <w:rFonts w:ascii="Matura MT Script Capitals" w:hAnsi="Matura MT Script Capitals"/>
-          <w:b/>
-          <w:color w:val="EEECE1" w:themeColor="background2"/>
-          <w:sz w:val="40"/>
-          <w:szCs w:val="40"/>
-          <w14:shadow w14:blurRad="41275" w14:dist="20320" w14:dir="1800000" w14:sx="100000" w14:sy="100000" w14:kx="0" w14:ky="0" w14:algn="tl">
-            <w14:srgbClr w14:val="000000">
-              <w14:alpha w14:val="60000"/>
-            </w14:srgbClr>
-          </w14:shadow>
-          <w14:textOutline w14:w="6350" w14:cap="flat" w14:cmpd="sng" w14:algn="ctr">
-            <w14:solidFill>
-              <w14:schemeClr w14:val="tx2">
-                <w14:satMod w14:val="155000"/>
-              </w14:schemeClr>
-            </w14:solidFill>
-            <w14:prstDash w14:val="solid"/>
-            <w14:round/>
-          </w14:textOutline>
-          <w14:textFill>
-            <w14:solidFill>
-              <w14:schemeClr w14:val="bg2">
-                <w14:tint w14:val="85000"/>
-                <w14:satMod w14:val="155000"/>
-              </w14:schemeClr>
-            </w14:solidFill>
-          </w14:textFill>
-        </w:rPr>
-        <w:t>Year</w:t>
-      </w:r>
-      <w:r>
-        <w:rPr>
-          <w:rFonts w:ascii="Matura MT Script Capitals" w:hAnsi="Matura MT Script Capitals"/>
-          <w:b/>
-          <w:color w:val="EEECE1" w:themeColor="background2"/>
-          <w:sz w:val="36"/>
-          <w:szCs w:val="36"/>
-          <w14:shadow w14:blurRad="41275" w14:dist="20320" w14:dir="1800000" w14:sx="100000" w14:sy="100000" w14:kx="0" w14:ky="0" w14:algn="tl">
-            <w14:srgbClr w14:val="000000">
-              <w14:alpha w14:val="60000"/>
-            </w14:srgbClr>
-          </w14:shadow>
-          <w14:textOutline w14:w="6350" w14:cap="flat" w14:cmpd="sng" w14:algn="ctr">
-            <w14:solidFill>
-              <w14:schemeClr w14:val="tx2">
-                <w14:satMod w14:val="155000"/>
-              </w14:schemeClr>
-            </w14:solidFill>
-            <w14:prstDash w14:val="solid"/>
-            <w14:round/>
-          </w14:textOutline>
-          <w14:textFill>
-            <w14:solidFill>
-              <w14:schemeClr w14:val="bg2">
-                <w14:tint w14:val="85000"/>
-                <w14:satMod w14:val="155000"/>
-              </w14:schemeClr>
-            </w14:solidFill>
-          </w14:textFill>
-        </w:rPr>
-        <w:t xml:space="preserve"> - </w:t>
-      </w:r>
-      <w:r>
-        <w:rPr>
-          <w:rFonts w:ascii="Arial Black" w:hAnsi="Arial Black"/>
-          <w:b/>
-          <w:color w:val="EEECE1" w:themeColor="background2"/>
-          <w:sz w:val="36"/>
-          <w:szCs w:val="36"/>
-          <w14:shadow w14:blurRad="50800" w14:dist="0" w14:dir="0" w14:sx="100000" w14:sy="100000" w14:kx="0" w14:ky="0" w14:algn="tl">
-            <w14:srgbClr w14:val="000000"/>
-          </w14:shadow>
-          <w14:textOutline w14:w="8890" w14:cap="flat" w14:cmpd="sng" w14:algn="ctr">
-            <w14:solidFill>
-              <w14:srgbClr w14:val="FFFFFF"/>
-            </w14:solidFill>
-            <w14:prstDash w14:val="solid"/>
-            <w14:miter w14:lim="0"/>
-          </w14:textOutline>
-          <w14:textFill>
-            <w14:gradFill>
-              <w14:gsLst>
-                <w14:gs w14:pos="0">
-                  <w14:srgbClr w14:val="000000">
-                    <w14:tint w14:val="92000"/>
-                    <w14:shade w14:val="100000"/>
-                    <w14:satMod w14:val="150000"/>
-                  </w14:srgbClr>
-                </w14:gs>
-                <w14:gs w14:pos="49000">
-                  <w14:srgbClr w14:val="000000">
-                    <w14:tint w14:val="89000"/>
-                    <w14:shade w14:val="90000"/>
-                    <w14:satMod w14:val="150000"/>
-                  </w14:srgbClr>
-                </w14:gs>
-                <w14:gs w14:pos="50000">
-                  <w14:srgbClr w14:val="000000">
-                    <w14:tint w14:val="100000"/>
-                    <w14:shade w14:val="75000"/>
-                    <w14:satMod w14:val="150000"/>
-                  </w14:srgbClr>
-                </w14:gs>
-                <w14:gs w14:pos="95000">
-                  <w14:srgbClr w14:val="000000">
-                    <w14:shade w14:val="47000"/>
-                    <w14:satMod w14:val="150000"/>
-                  </w14:srgbClr>
-                </w14:gs>
-                <w14:gs w14:pos="100000">
-                  <w14:srgbClr w14:val="000000">
-                    <w14:shade w14:val="39000"/>
-                    <w14:satMod w14:val="150000"/>
-                  </w14:srgbClr>
-                </w14:gs>
-              </w14:gsLst>
-              <w14:lin w14:ang="5400000" w14:scaled="0"/>
-            </w14:gradFill>
-          </w14:textFill>
-        </w:rPr>
-        <w:t>2025</w:t>
-      </w:r>
-      <w:r>
-        <w:rPr>
-          <w:rFonts w:ascii="Arial Black" w:hAnsi="Arial Black"/>
-          <w:b/>
-          <w:color w:val="EEECE1" w:themeColor="background2"/>
-          <w:sz w:val="36"/>
-          <w:szCs w:val="36"/>
-          <w14:shadow w14:blurRad="41275" w14:dist="20320" w14:dir="1800000" w14:sx="100000" w14:sy="100000" w14:kx="0" w14:ky="0" w14:algn="tl">
-            <w14:srgbClr w14:val="000000">
-              <w14:alpha w14:val="60000"/>
-            </w14:srgbClr>
-          </w14:shadow>
-          <w14:textOutline w14:w="6350" w14:cap="flat" w14:cmpd="sng" w14:algn="ctr">
-            <w14:solidFill>
-              <w14:schemeClr w14:val="tx2">
-                <w14:satMod w14:val="155000"/>
-              </w14:schemeClr>
-            </w14:solidFill>
-            <w14:prstDash w14:val="solid"/>
-            <w14:round/>
-          </w14:textOutline>
-          <w14:textFill>
-            <w14:solidFill>
-              <w14:schemeClr w14:val="bg2">
-                <w14:tint w14:val="85000"/>
-                <w14:satMod w14:val="155000"/>
-              </w14:schemeClr>
-            </w14:solidFill>
-          </w14:textFill>
-        </w:rPr>
-        <w:br/>
-      </w:r>
-      <w:r>
-        <w:rPr>
-          <w:rFonts w:ascii="Matura MT Script Capitals" w:hAnsi="Matura MT Script Capitals"/>
-          <w:b/>
-          <w:color w:val="EEECE1" w:themeColor="background2"/>
-          <w:sz w:val="40"/>
-          <w:szCs w:val="40"/>
-          <w14:shadow w14:blurRad="41275" w14:dist="20320" w14:dir="1800000" w14:sx="100000" w14:sy="100000" w14:kx="0" w14:ky="0" w14:algn="tl">
-            <w14:srgbClr w14:val="000000">
-              <w14:alpha w14:val="60000"/>
-            </w14:srgbClr>
-          </w14:shadow>
-          <w14:textOutline w14:w="6350" w14:cap="flat" w14:cmpd="sng" w14:algn="ctr">
-            <w14:solidFill>
-              <w14:schemeClr w14:val="tx2">
-                <w14:satMod w14:val="155000"/>
-              </w14:schemeClr>
-            </w14:solidFill>
-            <w14:prstDash w14:val="solid"/>
-            <w14:round/>
-          </w14:textOutline>
-          <w14:textFill>
-            <w14:solidFill>
-              <w14:schemeClr w14:val="bg2">
-                <w14:tint w14:val="85000"/>
-                <w14:satMod w14:val="155000"/>
-              </w14:schemeClr>
-            </w14:solidFill>
-          </w14:textFill>
-        </w:rPr>
-        <w:t>Course Title</w:t>
-      </w:r>
-      <w:r>
-        <w:rPr>
-          <w:rFonts w:ascii="Matura MT Script Capitals" w:hAnsi="Matura MT Script Capitals"/>
-          <w:b/>
-          <w:color w:val="EEECE1" w:themeColor="background2"/>
-          <w:sz w:val="36"/>
-          <w:szCs w:val="36"/>
-          <w14:shadow w14:blurRad="41275" w14:dist="20320" w14:dir="1800000" w14:sx="100000" w14:sy="100000" w14:kx="0" w14:ky="0" w14:algn="tl">
-            <w14:srgbClr w14:val="000000">
-              <w14:alpha w14:val="60000"/>
-            </w14:srgbClr>
-          </w14:shadow>
-          <w14:textOutline w14:w="6350" w14:cap="flat" w14:cmpd="sng" w14:algn="ctr">
-            <w14:solidFill>
-              <w14:schemeClr w14:val="tx2">
-                <w14:satMod w14:val="155000"/>
-              </w14:schemeClr>
-            </w14:solidFill>
-            <w14:prstDash w14:val="solid"/>
-            <w14:round/>
-          </w14:textOutline>
-          <w14:textFill>
-            <w14:solidFill>
-              <w14:schemeClr w14:val="bg2">
-                <w14:tint w14:val="85000"/>
-                <w14:satMod w14:val="155000"/>
-              </w14:schemeClr>
-            </w14:solidFill>
-          </w14:textFill>
-        </w:rPr>
-        <w:t xml:space="preserve"> - </w:t>
-      </w:r>
-      <w:r>
-        <w:rPr>
-          <w:rFonts w:ascii="Arial Black" w:hAnsi="Arial Black"/>
-          <w:b/>
-          <w:sz w:val="40"/>
-          <w:szCs w:val="40"/>
-          <w14:shadow w14:blurRad="50800" w14:dist="0" w14:dir="0" w14:sx="100000" w14:sy="100000" w14:kx="0" w14:ky="0" w14:algn="tl">
-            <w14:srgbClr w14:val="000000"/>
-          </w14:shadow>
-          <w14:textOutline w14:w="8890" w14:cap="flat" w14:cmpd="sng" w14:algn="ctr">
-            <w14:solidFill>
-              <w14:srgbClr w14:val="FFFFFF"/>
-            </w14:solidFill>
-            <w14:prstDash w14:val="solid"/>
-            <w14:miter w14:lim="0"/>
-          </w14:textOutline>
-          <w14:textFill>
-            <w14:gradFill>
-              <w14:gsLst>
-                <w14:gs w14:pos="0">
-                  <w14:srgbClr w14:val="000000">
-                    <w14:tint w14:val="92000"/>
-                    <w14:shade w14:val="100000"/>
-                    <w14:satMod w14:val="150000"/>
-                  </w14:srgbClr>
-                </w14:gs>
-                <w14:gs w14:pos="49000">
-                  <w14:srgbClr w14:val="000000">
-                    <w14:tint w14:val="89000"/>
-                    <w14:shade w14:val="90000"/>
-                    <w14:satMod w14:val="150000"/>
-                  </w14:srgbClr>
-                </w14:gs>
-                <w14:gs w14:pos="50000">
-                  <w14:srgbClr w14:val="000000">
-                    <w14:tint w14:val="100000"/>
-                    <w14:shade w14:val="75000"/>
-                    <w14:satMod w14:val="150000"/>
-                  </w14:srgbClr>
-                </w14:gs>
-                <w14:gs w14:pos="95000">
-                  <w14:srgbClr w14:val="000000">
-                    <w14:shade w14:val="47000"/>
-                    <w14:satMod w14:val="150000"/>
-                  </w14:srgbClr>
-                </w14:gs>
-                <w14:gs w14:pos="100000">
-                  <w14:srgbClr w14:val="000000">
-                    <w14:shade w14:val="39000"/>
-                    <w14:satMod w14:val="150000"/>
-                  </w14:srgbClr>
-                </w14:gs>
-              </w14:gsLst>
-              <w14:lin w14:ang="5400000" w14:scaled="0"/>
-            </w14:gradFill>
-          </w14:textFill>
-        </w:rPr>
-        <w:t>Digital Literacy</w:t>
-      </w:r>
-      <w:r>
-        <w:rPr>
-          <w:rFonts w:ascii="Matura MT Script Capitals" w:hAnsi="Matura MT Script Capitals"/>
-          <w:b/>
-          <w:color w:val="EEECE1" w:themeColor="background2"/>
-          <w:sz w:val="36"/>
-          <w:szCs w:val="36"/>
-          <w14:shadow w14:blurRad="50800" w14:dist="0" w14:dir="0" w14:sx="100000" w14:sy="100000" w14:kx="0" w14:ky="0" w14:algn="tl">
-            <w14:srgbClr w14:val="000000"/>
-          </w14:shadow>
-          <w14:textOutline w14:w="8890" w14:cap="flat" w14:cmpd="sng" w14:algn="ctr">
-            <w14:solidFill>
-              <w14:srgbClr w14:val="FFFFFF"/>
-            </w14:solidFill>
-            <w14:prstDash w14:val="solid"/>
-            <w14:miter w14:lim="0"/>
-          </w14:textOutline>
-          <w14:textFill>
-            <w14:gradFill>
-              <w14:gsLst>
-                <w14:gs w14:pos="0">
-                  <w14:srgbClr w14:val="000000">
-                    <w14:tint w14:val="92000"/>
-                    <w14:shade w14:val="100000"/>
-                    <w14:satMod w14:val="150000"/>
-                  </w14:srgbClr>
-                </w14:gs>
-                <w14:gs w14:pos="49000">
-                  <w14:srgbClr w14:val="000000">
-                    <w14:tint w14:val="89000"/>
-                    <w14:shade w14:val="90000"/>
-                    <w14:satMod w14:val="150000"/>
-                  </w14:srgbClr>
-                </w14:gs>
-                <w14:gs w14:pos="50000">
-                  <w14:srgbClr w14:val="000000">
-                    <w14:tint w14:val="100000"/>
-                    <w14:shade w14:val="75000"/>
-                    <w14:satMod w14:val="150000"/>
-                  </w14:srgbClr>
-                </w14:gs>
-                <w14:gs w14:pos="95000">
-                  <w14:srgbClr w14:val="000000">
-                    <w14:shade w14:val="47000"/>
-                    <w14:satMod w14:val="150000"/>
-                  </w14:srgbClr>
-                </w14:gs>
-                <w14:gs w14:pos="100000">
-                  <w14:srgbClr w14:val="000000">
-                    <w14:shade w14:val="39000"/>
-                    <w14:satMod w14:val="150000"/>
-                  </w14:srgbClr>
-                </w14:gs>
-              </w14:gsLst>
-              <w14:lin w14:ang="5400000" w14:scaled="0"/>
-            </w14:gradFill>
-          </w14:textFill>
-        </w:rPr>
-        <w:br/>
-      </w:r>
-      <w:r>
-        <w:rPr>
-          <w:rFonts w:ascii="Matura MT Script Capitals" w:hAnsi="Matura MT Script Capitals"/>
-          <w:b/>
-          <w:color w:val="EEECE1" w:themeColor="background2"/>
-          <w:sz w:val="40"/>
-          <w:szCs w:val="40"/>
-          <w14:shadow w14:blurRad="41275" w14:dist="20320" w14:dir="1800000" w14:sx="100000" w14:sy="100000" w14:kx="0" w14:ky="0" w14:algn="tl">
-            <w14:srgbClr w14:val="000000">
-              <w14:alpha w14:val="60000"/>
-            </w14:srgbClr>
-          </w14:shadow>
-          <w14:textOutline w14:w="6350" w14:cap="flat" w14:cmpd="sng" w14:algn="ctr">
-            <w14:solidFill>
-              <w14:schemeClr w14:val="tx2">
-                <w14:satMod w14:val="155000"/>
-              </w14:schemeClr>
-            </w14:solidFill>
-            <w14:prstDash w14:val="solid"/>
-            <w14:round/>
-          </w14:textOutline>
-          <w14:textFill>
-            <w14:solidFill>
-              <w14:schemeClr w14:val="bg2">
-                <w14:tint w14:val="85000"/>
-                <w14:satMod w14:val="155000"/>
-              </w14:schemeClr>
-            </w14:solidFill>
-          </w14:textFill>
-        </w:rPr>
-        <w:t>Course Code</w:t>
-      </w:r>
-      <w:r>
-        <w:rPr>
-          <w:rFonts w:ascii="Matura MT Script Capitals" w:hAnsi="Matura MT Script Capitals"/>
-          <w:b/>
-          <w:color w:val="EEECE1" w:themeColor="background2"/>
-          <w:sz w:val="36"/>
-          <w:szCs w:val="36"/>
-          <w14:shadow w14:blurRad="41275" w14:dist="20320" w14:dir="1800000" w14:sx="100000" w14:sy="100000" w14:kx="0" w14:ky="0" w14:algn="tl">
-            <w14:srgbClr w14:val="000000">
-              <w14:alpha w14:val="60000"/>
-            </w14:srgbClr>
-          </w14:shadow>
-          <w14:textOutline w14:w="6350" w14:cap="flat" w14:cmpd="sng" w14:algn="ctr">
-            <w14:solidFill>
-              <w14:schemeClr w14:val="tx2">
-                <w14:satMod w14:val="155000"/>
-              </w14:schemeClr>
-            </w14:solidFill>
-            <w14:prstDash w14:val="solid"/>
-            <w14:round/>
-          </w14:textOutline>
-          <w14:textFill>
-            <w14:solidFill>
-              <w14:schemeClr w14:val="bg2">
-                <w14:tint w14:val="85000"/>
-                <w14:satMod w14:val="155000"/>
-              </w14:schemeClr>
-            </w14:solidFill>
-          </w14:textFill>
-        </w:rPr>
-        <w:t xml:space="preserve"> –</w:t>
-      </w:r>
-      <w:r>
-        <w:rPr>
-          <w:rFonts w:ascii="Matura MT Script Capitals" w:hAnsi="Matura MT Script Capitals"/>
-          <w:b/>
-          <w:color w:val="EEECE1" w:themeColor="background2"/>
-          <w:sz w:val="36"/>
-          <w:szCs w:val="36"/>
-          <w14:shadow w14:blurRad="41275" w14:dist="20320" w14:dir="1800000" w14:sx="100000" w14:sy="100000" w14:kx="0" w14:ky="0" w14:algn="tl">
-            <w14:srgbClr w14:val="000000">
-              <w14:alpha w14:val="60000"/>
-            </w14:srgbClr>
-          </w14:shadow>
-          <w14:textOutline w14:w="6350" w14:cap="flat" w14:cmpd="sng" w14:algn="ctr">
-            <w14:solidFill>
-              <w14:schemeClr w14:val="tx2">
-                <w14:satMod w14:val="155000"/>
-              </w14:schemeClr>
-            </w14:solidFill>
-            <w14:prstDash w14:val="solid"/>
-            <w14:round/>
-          </w14:textOutline>
-          <w14:textFill>
-            <w14:solidFill>
-              <w14:schemeClr w14:val="bg2">
-                <w14:tint w14:val="85000"/>
-                <w14:satMod w14:val="155000"/>
-              </w14:schemeClr>
-            </w14:solidFill>
-          </w14:textFill>
-        </w:rPr>
-        <w:t xml:space="preserve"> </w:t>
-      </w:r>
-      <w:r>
-        <w:rPr>
-          <w:rFonts w:ascii="Arial Black" w:hAnsi="Arial Black"/>
-          <w:b/>
-          <w:color w:val="EEECE1" w:themeColor="background2"/>
-          <w:sz w:val="36"/>
-          <w:szCs w:val="36"/>
-          <w14:shadow w14:blurRad="50800" w14:dist="0" w14:dir="0" w14:sx="100000" w14:sy="100000" w14:kx="0" w14:ky="0" w14:algn="tl">
-            <w14:srgbClr w14:val="000000"/>
-          </w14:shadow>
-          <w14:textOutline w14:w="8890" w14:cap="flat" w14:cmpd="sng" w14:algn="ctr">
-            <w14:solidFill>
-              <w14:srgbClr w14:val="FFFFFF"/>
-            </w14:solidFill>
-            <w14:prstDash w14:val="solid"/>
-            <w14:miter w14:lim="0"/>
-          </w14:textOutline>
-          <w14:textFill>
-            <w14:gradFill>
-              <w14:gsLst>
-                <w14:gs w14:pos="0">
-                  <w14:srgbClr w14:val="000000">
-                    <w14:tint w14:val="92000"/>
-                    <w14:shade w14:val="100000"/>
-                    <w14:satMod w14:val="150000"/>
-                  </w14:srgbClr>
-                </w14:gs>
-                <w14:gs w14:pos="49000">
-                  <w14:srgbClr w14:val="000000">
-                    <w14:tint w14:val="89000"/>
-                    <w14:shade w14:val="90000"/>
-                    <w14:satMod w14:val="150000"/>
-                  </w14:srgbClr>
-                </w14:gs>
-                <w14:gs w14:pos="50000">
-                  <w14:srgbClr w14:val="000000">
-                    <w14:tint w14:val="100000"/>
-                    <w14:shade w14:val="75000"/>
-                    <w14:satMod w14:val="150000"/>
-                  </w14:srgbClr>
-                </w14:gs>
-                <w14:gs w14:pos="95000">
-                  <w14:srgbClr w14:val="000000">
-                    <w14:shade w14:val="47000"/>
-                    <w14:satMod w14:val="150000"/>
-                  </w14:srgbClr>
-                </w14:gs>
-                <w14:gs w14:pos="100000">
-                  <w14:srgbClr w14:val="000000">
-                    <w14:shade w14:val="39000"/>
-                    <w14:satMod w14:val="150000"/>
-                  </w14:srgbClr>
-                </w14:gs>
-              </w14:gsLst>
-              <w14:lin w14:ang="5400000" w14:scaled="0"/>
-            </w14:gradFill>
-          </w14:textFill>
-        </w:rPr>
-        <w:t>CSE0001</w:t>
-      </w:r>
-      <w:r>
-        <w:rPr>
-          <w:rFonts w:ascii="Matura MT Script Capitals" w:hAnsi="Matura MT Script Capitals"/>
-          <w:b/>
-          <w:color w:val="EEECE1" w:themeColor="background2"/>
-          <w:sz w:val="36"/>
-          <w:szCs w:val="36"/>
-          <w14:shadow w14:blurRad="50800" w14:dist="0" w14:dir="0" w14:sx="100000" w14:sy="100000" w14:kx="0" w14:ky="0" w14:algn="tl">
-            <w14:srgbClr w14:val="000000"/>
-          </w14:shadow>
-          <w14:textOutline w14:w="8890" w14:cap="flat" w14:cmpd="sng" w14:algn="ctr">
-            <w14:solidFill>
-              <w14:srgbClr w14:val="FFFFFF"/>
-            </w14:solidFill>
-            <w14:prstDash w14:val="solid"/>
-            <w14:miter w14:lim="0"/>
-          </w14:textOutline>
-          <w14:textFill>
-            <w14:gradFill>
-              <w14:gsLst>
-                <w14:gs w14:pos="0">
-                  <w14:srgbClr w14:val="000000">
-                    <w14:tint w14:val="92000"/>
-                    <w14:shade w14:val="100000"/>
-                    <w14:satMod w14:val="150000"/>
-                  </w14:srgbClr>
-                </w14:gs>
-                <w14:gs w14:pos="49000">
-                  <w14:srgbClr w14:val="000000">
-                    <w14:tint w14:val="89000"/>
-                    <w14:shade w14:val="90000"/>
-                    <w14:satMod w14:val="150000"/>
-                  </w14:srgbClr>
-                </w14:gs>
-                <w14:gs w14:pos="50000">
-                  <w14:srgbClr w14:val="000000">
-                    <w14:tint w14:val="100000"/>
-                    <w14:shade w14:val="75000"/>
-                    <w14:satMod w14:val="150000"/>
-                  </w14:srgbClr>
-                </w14:gs>
-                <w14:gs w14:pos="95000">
-                  <w14:srgbClr w14:val="000000">
-                    <w14:shade w14:val="47000"/>
-                    <w14:satMod w14:val="150000"/>
-                  </w14:srgbClr>
-                </w14:gs>
-                <w14:gs w14:pos="100000">
-                  <w14:srgbClr w14:val="000000">
-                    <w14:shade w14:val="39000"/>
-                    <w14:satMod w14:val="150000"/>
-                  </w14:srgbClr>
-                </w14:gs>
-              </w14:gsLst>
-              <w14:lin w14:ang="5400000" w14:scaled="0"/>
-            </w14:gradFill>
-          </w14:textFill>
-        </w:rPr>
-        <w:br/>
-      </w:r>
-      <w:r>
-        <w:rPr>
-          <w:rFonts w:ascii="Matura MT Script Capitals" w:hAnsi="Matura MT Script Capitals"/>
-          <w:b/>
-          <w:color w:val="EEECE1" w:themeColor="background2"/>
-          <w:sz w:val="40"/>
-          <w:szCs w:val="40"/>
-          <w14:shadow w14:blurRad="41275" w14:dist="20320" w14:dir="1800000" w14:sx="100000" w14:sy="100000" w14:kx="0" w14:ky="0" w14:algn="tl">
-            <w14:srgbClr w14:val="000000">
-              <w14:alpha w14:val="60000"/>
-            </w14:srgbClr>
-          </w14:shadow>
-          <w14:textOutline w14:w="6350" w14:cap="flat" w14:cmpd="sng" w14:algn="ctr">
-            <w14:solidFill>
-              <w14:schemeClr w14:val="tx2">
-                <w14:satMod w14:val="155000"/>
-              </w14:schemeClr>
-            </w14:solidFill>
-            <w14:prstDash w14:val="solid"/>
-            <w14:round/>
-          </w14:textOutline>
-          <w14:textFill>
-            <w14:solidFill>
-              <w14:schemeClr w14:val="bg2">
-                <w14:tint w14:val="85000"/>
-                <w14:satMod w14:val="155000"/>
-              </w14:schemeClr>
-            </w14:solidFill>
-          </w14:textFill>
-        </w:rPr>
-        <w:t>Date</w:t>
-      </w:r>
-      <w:r>
-        <w:rPr>
-          <w:rFonts w:ascii="Matura MT Script Capitals" w:hAnsi="Matura MT Script Capitals"/>
-          <w:b/>
-          <w:color w:val="EEECE1" w:themeColor="background2"/>
-          <w:sz w:val="36"/>
-          <w:szCs w:val="36"/>
-          <w14:shadow w14:blurRad="41275" w14:dist="20320" w14:dir="1800000" w14:sx="100000" w14:sy="100000" w14:kx="0" w14:ky="0" w14:algn="tl">
-            <w14:srgbClr w14:val="000000">
-              <w14:alpha w14:val="60000"/>
-            </w14:srgbClr>
-          </w14:shadow>
-          <w14:textOutline w14:w="6350" w14:cap="flat" w14:cmpd="sng" w14:algn="ctr">
-            <w14:solidFill>
-              <w14:schemeClr w14:val="tx2">
-                <w14:satMod w14:val="155000"/>
-              </w14:schemeClr>
-            </w14:solidFill>
-            <w14:prstDash w14:val="solid"/>
-            <w14:round/>
-          </w14:textOutline>
-          <w14:textFill>
-            <w14:solidFill>
-              <w14:schemeClr w14:val="bg2">
-                <w14:tint w14:val="85000"/>
-                <w14:satMod w14:val="155000"/>
-              </w14:schemeClr>
-            </w14:solidFill>
-          </w14:textFill>
-        </w:rPr>
-        <w:t xml:space="preserve"> </w:t>
-      </w:r>
-      <w:r>
-        <w:rPr>
-          <w:rFonts w:ascii="Matura MT Script Capitals" w:hAnsi="Matura MT Script Capitals"/>
-          <w:b/>
-          <w:color w:val="EEECE1" w:themeColor="background2"/>
-          <w:sz w:val="36"/>
-          <w:szCs w:val="36"/>
-          <w14:shadow w14:blurRad="41275" w14:dist="20320" w14:dir="1800000" w14:sx="100000" w14:sy="100000" w14:kx="0" w14:ky="0" w14:algn="tl">
-            <w14:srgbClr w14:val="000000">
-              <w14:alpha w14:val="60000"/>
-            </w14:srgbClr>
-          </w14:shadow>
-          <w14:textOutline w14:w="6350" w14:cap="flat" w14:cmpd="sng" w14:algn="ctr">
-            <w14:solidFill>
-              <w14:schemeClr w14:val="tx2">
-                <w14:satMod w14:val="155000"/>
-              </w14:schemeClr>
-            </w14:solidFill>
-            <w14:prstDash w14:val="solid"/>
-            <w14:round/>
-          </w14:textOutline>
-          <w14:textFill>
-            <w14:solidFill>
-              <w14:schemeClr w14:val="bg2">
-                <w14:tint w14:val="85000"/>
-                <w14:satMod w14:val="155000"/>
-              </w14:schemeClr>
-            </w14:solidFill>
-          </w14:textFill>
-        </w:rPr>
-        <w:t xml:space="preserve">– </w:t>
-      </w:r>
-      <w:r>
-        <w:rPr>
-          <w:rFonts w:ascii="Arial Black" w:hAnsi="Arial Black"/>
-          <w:b/>
-          <w:color w:val="EEECE1" w:themeColor="background2"/>
-          <w:sz w:val="36"/>
-          <w:szCs w:val="36"/>
+          <w:rFonts w:ascii="Arial" w:hAnsi="Arial" w:cs="Arial"/>
+          <w:b/>
+          <w:color w:val="EEECE1" w:themeColor="background2"/>
+          <w:sz w:val="48"/>
+          <w:szCs w:val="48"/>
           <w14:shadow w14:blurRad="50800" w14:dist="0" w14:dir="0" w14:sx="100000" w14:sy="100000" w14:kx="0" w14:ky="0" w14:algn="tl">
             <w14:srgbClr w14:val="000000"/>
           </w14:shadow>
